--- a/ТЗ.docx
+++ b/ТЗ.docx
@@ -116,7 +116,6 @@
         </w:rPr>
         <w:t xml:space="preserve">Наименование программы: информационная система малого интернет-магазина </w:t>
       </w:r>
-      <w:proofErr w:type="spellStart"/>
       <w:r>
         <w:rPr>
           <w:rFonts w:ascii="Times New Roman" w:hAnsi="Times New Roman" w:cs="Times New Roman"/>
@@ -126,7 +125,6 @@
         </w:rPr>
         <w:t>InternetShop</w:t>
       </w:r>
-      <w:proofErr w:type="spellEnd"/>
       <w:r>
         <w:rPr>
           <w:rFonts w:ascii="Times New Roman" w:hAnsi="Times New Roman" w:cs="Times New Roman"/>
@@ -170,7 +168,7 @@
           <w:sz w:val="28"/>
           <w:szCs w:val="28"/>
         </w:rPr>
-        <w:t>применения: Программа для просмотра, добавление, оформления и покупки товаров.</w:t>
+        <w:t>применения: Программа для просмотра, добавление, оформления и покупки товаров</w:t>
       </w:r>
     </w:p>
     <w:p>
@@ -390,7 +388,6 @@
           <w:rFonts w:ascii="Times New Roman" w:hAnsi="Times New Roman" w:cs="Times New Roman"/>
           <w:sz w:val="28"/>
           <w:szCs w:val="28"/>
-          <w:lang w:val="en-US"/>
         </w:rPr>
       </w:pPr>
       <w:r>
@@ -418,7 +415,6 @@
         </w:rPr>
         <w:t xml:space="preserve"> </w:t>
       </w:r>
-      <w:proofErr w:type="spellStart"/>
       <w:r>
         <w:rPr>
           <w:rFonts w:ascii="Times New Roman" w:hAnsi="Times New Roman" w:cs="Times New Roman"/>
@@ -428,7 +424,6 @@
         </w:rPr>
         <w:t>InterntShop</w:t>
       </w:r>
-      <w:proofErr w:type="spellEnd"/>
     </w:p>
     <w:p>
       <w:pPr>
@@ -720,7 +715,6 @@
         </w:rPr>
         <w:t xml:space="preserve">Безопасность данных и защита от </w:t>
       </w:r>
-      <w:proofErr w:type="spellStart"/>
       <w:r>
         <w:rPr>
           <w:rFonts w:ascii="Times New Roman" w:hAnsi="Times New Roman" w:cs="Times New Roman"/>
@@ -739,7 +733,6 @@
         </w:rPr>
         <w:t>dos</w:t>
       </w:r>
-      <w:proofErr w:type="spellEnd"/>
       <w:r>
         <w:rPr>
           <w:rFonts w:ascii="Times New Roman" w:hAnsi="Times New Roman" w:cs="Times New Roman"/>
@@ -1252,23 +1245,13 @@
           <w:szCs w:val="28"/>
         </w:rPr>
       </w:pPr>
-      <w:proofErr w:type="spellStart"/>
-      <w:r>
-        <w:rPr>
-          <w:rFonts w:ascii="Times New Roman" w:hAnsi="Times New Roman" w:cs="Times New Roman"/>
-          <w:sz w:val="28"/>
-          <w:szCs w:val="28"/>
-        </w:rPr>
-        <w:t>Содание</w:t>
-      </w:r>
-      <w:proofErr w:type="spellEnd"/>
-      <w:r>
-        <w:rPr>
-          <w:rFonts w:ascii="Times New Roman" w:hAnsi="Times New Roman" w:cs="Times New Roman"/>
-          <w:sz w:val="28"/>
-          <w:szCs w:val="28"/>
-        </w:rPr>
-        <w:t xml:space="preserve"> баз данных</w:t>
+      <w:r>
+        <w:rPr>
+          <w:rFonts w:ascii="Times New Roman" w:hAnsi="Times New Roman" w:cs="Times New Roman"/>
+          <w:sz w:val="28"/>
+          <w:szCs w:val="28"/>
+        </w:rPr>
+        <w:t>Содание баз данных</w:t>
       </w:r>
     </w:p>
     <w:p>
@@ -1487,7 +1470,6 @@
           <w:szCs w:val="28"/>
         </w:rPr>
       </w:pPr>
-      <w:proofErr w:type="spellStart"/>
       <w:r>
         <w:rPr>
           <w:rFonts w:ascii="Times New Roman" w:hAnsi="Times New Roman" w:cs="Times New Roman"/>
@@ -1496,7 +1478,6 @@
         </w:rPr>
         <w:t>Тестирвоание</w:t>
       </w:r>
-      <w:proofErr w:type="spellEnd"/>
     </w:p>
     <w:p>
       <w:pPr>

--- a/ТЗ.docx
+++ b/ТЗ.docx
@@ -116,6 +116,7 @@
         </w:rPr>
         <w:t xml:space="preserve">Наименование программы: информационная система малого интернет-магазина </w:t>
       </w:r>
+      <w:proofErr w:type="spellStart"/>
       <w:r>
         <w:rPr>
           <w:rFonts w:ascii="Times New Roman" w:hAnsi="Times New Roman" w:cs="Times New Roman"/>
@@ -125,6 +126,7 @@
         </w:rPr>
         <w:t>InternetShop</w:t>
       </w:r>
+      <w:proofErr w:type="spellEnd"/>
       <w:r>
         <w:rPr>
           <w:rFonts w:ascii="Times New Roman" w:hAnsi="Times New Roman" w:cs="Times New Roman"/>
@@ -415,6 +417,7 @@
         </w:rPr>
         <w:t xml:space="preserve"> </w:t>
       </w:r>
+      <w:proofErr w:type="spellStart"/>
       <w:r>
         <w:rPr>
           <w:rFonts w:ascii="Times New Roman" w:hAnsi="Times New Roman" w:cs="Times New Roman"/>
@@ -424,6 +427,7 @@
         </w:rPr>
         <w:t>InterntShop</w:t>
       </w:r>
+      <w:proofErr w:type="spellEnd"/>
     </w:p>
     <w:p>
       <w:pPr>
@@ -715,6 +719,7 @@
         </w:rPr>
         <w:t xml:space="preserve">Безопасность данных и защита от </w:t>
       </w:r>
+      <w:proofErr w:type="spellStart"/>
       <w:r>
         <w:rPr>
           <w:rFonts w:ascii="Times New Roman" w:hAnsi="Times New Roman" w:cs="Times New Roman"/>
@@ -733,6 +738,7 @@
         </w:rPr>
         <w:t>dos</w:t>
       </w:r>
+      <w:proofErr w:type="spellEnd"/>
       <w:r>
         <w:rPr>
           <w:rFonts w:ascii="Times New Roman" w:hAnsi="Times New Roman" w:cs="Times New Roman"/>
@@ -1216,7 +1222,6 @@
           <w:rFonts w:ascii="Times New Roman" w:hAnsi="Times New Roman" w:cs="Times New Roman"/>
           <w:sz w:val="28"/>
           <w:szCs w:val="28"/>
-          <w:lang w:val="en-US"/>
         </w:rPr>
         <w:t xml:space="preserve">6.1 </w:t>
       </w:r>
@@ -1245,13 +1250,23 @@
           <w:szCs w:val="28"/>
         </w:rPr>
       </w:pPr>
-      <w:r>
-        <w:rPr>
-          <w:rFonts w:ascii="Times New Roman" w:hAnsi="Times New Roman" w:cs="Times New Roman"/>
-          <w:sz w:val="28"/>
-          <w:szCs w:val="28"/>
-        </w:rPr>
-        <w:t>Содание баз данных</w:t>
+      <w:proofErr w:type="spellStart"/>
+      <w:r>
+        <w:rPr>
+          <w:rFonts w:ascii="Times New Roman" w:hAnsi="Times New Roman" w:cs="Times New Roman"/>
+          <w:sz w:val="28"/>
+          <w:szCs w:val="28"/>
+        </w:rPr>
+        <w:t>Содание</w:t>
+      </w:r>
+      <w:proofErr w:type="spellEnd"/>
+      <w:r>
+        <w:rPr>
+          <w:rFonts w:ascii="Times New Roman" w:hAnsi="Times New Roman" w:cs="Times New Roman"/>
+          <w:sz w:val="28"/>
+          <w:szCs w:val="28"/>
+        </w:rPr>
+        <w:t xml:space="preserve"> баз данных</w:t>
       </w:r>
     </w:p>
     <w:p>
@@ -1470,6 +1485,7 @@
           <w:szCs w:val="28"/>
         </w:rPr>
       </w:pPr>
+      <w:proofErr w:type="spellStart"/>
       <w:r>
         <w:rPr>
           <w:rFonts w:ascii="Times New Roman" w:hAnsi="Times New Roman" w:cs="Times New Roman"/>
@@ -1478,6 +1494,7 @@
         </w:rPr>
         <w:t>Тестирвоание</w:t>
       </w:r>
+      <w:proofErr w:type="spellEnd"/>
     </w:p>
     <w:p>
       <w:pPr>
@@ -2128,9 +2145,9 @@
           <w:szCs w:val="28"/>
         </w:rPr>
         <w:drawing>
-          <wp:inline distT="0" distB="0" distL="0" distR="0" wp14:anchorId="6B2FFA8A" wp14:editId="2AAB7CBE">
-            <wp:extent cx="5401429" cy="6792273"/>
-            <wp:effectExtent l="0" t="0" r="8890" b="8890"/>
+          <wp:inline distT="0" distB="0" distL="0" distR="0" wp14:anchorId="6B2FFA8A" wp14:editId="4695573B">
+            <wp:extent cx="4667693" cy="5869603"/>
+            <wp:effectExtent l="0" t="0" r="0" b="0"/>
             <wp:docPr id="949011471" name="Рисунок 1"/>
             <wp:cNvGraphicFramePr>
               <a:graphicFrameLocks xmlns:a="http://schemas.openxmlformats.org/drawingml/2006/main" noChangeAspect="1"/>
@@ -2151,7 +2168,7 @@
                   <pic:spPr>
                     <a:xfrm>
                       <a:off x="0" y="0"/>
-                      <a:ext cx="5401429" cy="6792273"/>
+                      <a:ext cx="4674116" cy="5877679"/>
                     </a:xfrm>
                     <a:prstGeom prst="rect">
                       <a:avLst/>

--- a/ТЗ.docx
+++ b/ТЗ.docx
@@ -98,6 +98,7 @@
           <w:rFonts w:ascii="Times New Roman" w:hAnsi="Times New Roman" w:cs="Times New Roman"/>
           <w:sz w:val="28"/>
           <w:szCs w:val="28"/>
+          <w:lang w:val="en-US"/>
         </w:rPr>
       </w:pPr>
       <w:r>
@@ -127,14 +128,6 @@
         <w:t>InternetShop</w:t>
       </w:r>
       <w:proofErr w:type="spellEnd"/>
-      <w:r>
-        <w:rPr>
-          <w:rFonts w:ascii="Times New Roman" w:hAnsi="Times New Roman" w:cs="Times New Roman"/>
-          <w:sz w:val="28"/>
-          <w:szCs w:val="28"/>
-        </w:rPr>
-        <w:t>.</w:t>
-      </w:r>
     </w:p>
     <w:p>
       <w:pPr>
